--- a/docs_ua/14-grenadiers-key.docx
+++ b/docs_ua/14-grenadiers-key.docx
@@ -102,7 +102,7 @@
           <w:sz w:val="22"/>
           <w:szCs w:val="22"/>
         </w:rPr>
-        <w:t xml:space="preserve">Спрощений дихотомічний ключ визначення чотирьох видів довгохвостів роду Macrourus, що трапляються в підрайонах 88.1 та 88.3 (море Росса та прилеглі води) — родина Macrouridae, поширений прилов ярусного промислу клича.</w:t>
+        <w:t xml:space="preserve">Спрощений дихотомічний ключ визначення чотирьох видів довгохвостів роду Macrourus, що трапляються в підрайонах 88.1 та 88.3 (море Росса та прилеглі води) — родина Macrouridae, поширений прилов ярусного промислу іклача.</w:t>
       </w:r>
     </w:p>
     <w:p>
